--- a/projects/valuepickr-open-screen/docs/Neetu Yoshi.docx
+++ b/projects/valuepickr-open-screen/docs/Neetu Yoshi.docx
@@ -1848,7 +1848,7 @@
         <w:spacing w:after="120" w:before="280"/>
       </w:pPr>
       <w:r>
-        <w:t xml:space="preserve">Ishmohit-Lens Checks (value chain · earnings quality · growth trajectory · management · global-signal check)</w:t>
+        <w:t xml:space="preserve">Ishmohit-Lens Checks (value chain · earnings quality · growth trajectory · management · quality metrics · track record · global-signal check)</w:t>
       </w:r>
     </w:p>
     <w:p>
@@ -2301,6 +2301,33 @@
                 <w:b/>
                 <w:bCs/>
               </w:rPr>
+              <w:t xml:space="preserve">Shareholder returns</w:t>
+            </w:r>
+          </w:p>
+        </w:tc>
+        <w:tc>
+          <w:tcPr>
+            <w:tcW w:type="dxa" w:w="5800"/>
+          </w:tcPr>
+          <w:p>
+            <w:r>
+              <w:t xml:space="preserve">—</w:t>
+            </w:r>
+          </w:p>
+        </w:tc>
+      </w:tr>
+      <w:tr>
+        <w:tc>
+          <w:tcPr>
+            <w:tcW w:type="dxa" w:w="3200"/>
+            <w:shd w:fill="F2F2F2" w:val="clear"/>
+          </w:tcPr>
+          <w:p>
+            <w:r>
+              <w:rPr>
+                <w:b/>
+                <w:bCs/>
+              </w:rPr>
               <w:t xml:space="preserve">Capability ladder / VAP</w:t>
             </w:r>
           </w:p>
@@ -2312,6 +2339,199 @@
           <w:p>
             <w:r>
               <w:t xml:space="preserve">Explicit forward integration: castings -&gt; machined assemblies -&gt; complete bogies &amp; couplers for high-speed trains; RDSO approvals expanding (27 -&gt; 30+)</w:t>
+            </w:r>
+          </w:p>
+        </w:tc>
+      </w:tr>
+    </w:tbl>
+    <w:p>
+      <w:pPr>
+        <w:spacing w:after="120"/>
+      </w:pPr>
+      <w:r>
+        <w:rPr>
+          <w:b/>
+          <w:bCs/>
+          <w:sz w:val="20"/>
+          <w:szCs w:val="20"/>
+        </w:rPr>
+        <w:t xml:space="preserve">Quality metrics (ROCE · debt · FCF · margin · capex):</w:t>
+      </w:r>
+    </w:p>
+    <w:tbl>
+      <w:tblPr>
+        <w:tblW w:type="dxa" w:w="9000"/>
+        <w:tblBorders>
+          <w:top w:val="single" w:color="auto" w:sz="4"/>
+          <w:left w:val="single" w:color="auto" w:sz="4"/>
+          <w:bottom w:val="single" w:color="auto" w:sz="4"/>
+          <w:right w:val="single" w:color="auto" w:sz="4"/>
+          <w:insideH w:val="single" w:color="auto" w:sz="4"/>
+          <w:insideV w:val="single" w:color="auto" w:sz="4"/>
+        </w:tblBorders>
+      </w:tblPr>
+      <w:tblGrid>
+        <w:gridCol w:w="3200"/>
+        <w:gridCol w:w="5800"/>
+      </w:tblGrid>
+      <w:tr>
+        <w:tc>
+          <w:tcPr>
+            <w:tcW w:type="dxa" w:w="3200"/>
+            <w:shd w:fill="F2F2F2" w:val="clear"/>
+          </w:tcPr>
+          <w:p>
+            <w:r>
+              <w:rPr>
+                <w:b/>
+                <w:bCs/>
+              </w:rPr>
+              <w:t xml:space="preserve">Assessment</w:t>
+            </w:r>
+          </w:p>
+        </w:tc>
+        <w:tc>
+          <w:tcPr>
+            <w:tcW w:type="dxa" w:w="5800"/>
+          </w:tcPr>
+          <w:p>
+            <w:r>
+              <w:t xml:space="preserve">neutral</w:t>
+            </w:r>
+          </w:p>
+        </w:tc>
+      </w:tr>
+      <w:tr>
+        <w:tc>
+          <w:tcPr>
+            <w:tcW w:type="dxa" w:w="3200"/>
+            <w:shd w:fill="F2F2F2" w:val="clear"/>
+          </w:tcPr>
+          <w:p>
+            <w:r>
+              <w:rPr>
+                <w:b/>
+                <w:bCs/>
+              </w:rPr>
+              <w:t xml:space="preserve">ROCE</w:t>
+            </w:r>
+          </w:p>
+        </w:tc>
+        <w:tc>
+          <w:tcPr>
+            <w:tcW w:type="dxa" w:w="5800"/>
+          </w:tcPr>
+          <w:p>
+            <w:r>
+              <w:t xml:space="preserve">31.8% (stable)</w:t>
+            </w:r>
+          </w:p>
+        </w:tc>
+      </w:tr>
+      <w:tr>
+        <w:tc>
+          <w:tcPr>
+            <w:tcW w:type="dxa" w:w="3200"/>
+            <w:shd w:fill="F2F2F2" w:val="clear"/>
+          </w:tcPr>
+          <w:p>
+            <w:r>
+              <w:rPr>
+                <w:b/>
+                <w:bCs/>
+              </w:rPr>
+              <w:t xml:space="preserve">Leverage</w:t>
+            </w:r>
+          </w:p>
+        </w:tc>
+        <w:tc>
+          <w:tcPr>
+            <w:tcW w:type="dxa" w:w="5800"/>
+          </w:tcPr>
+          <w:p>
+            <w:r>
+              <w:t xml:space="preserve">Net debt/EBITDA -0.5x</w:t>
+            </w:r>
+          </w:p>
+        </w:tc>
+      </w:tr>
+      <w:tr>
+        <w:tc>
+          <w:tcPr>
+            <w:tcW w:type="dxa" w:w="3200"/>
+            <w:shd w:fill="F2F2F2" w:val="clear"/>
+          </w:tcPr>
+          <w:p>
+            <w:r>
+              <w:rPr>
+                <w:b/>
+                <w:bCs/>
+              </w:rPr>
+              <w:t xml:space="preserve">FCF conversion</w:t>
+            </w:r>
+          </w:p>
+        </w:tc>
+        <w:tc>
+          <w:tcPr>
+            <w:tcW w:type="dxa" w:w="5800"/>
+          </w:tcPr>
+          <w:p>
+            <w:r>
+              <w:t xml:space="preserve">-50%</w:t>
+            </w:r>
+          </w:p>
+        </w:tc>
+      </w:tr>
+      <w:tr>
+        <w:tc>
+          <w:tcPr>
+            <w:tcW w:type="dxa" w:w="3200"/>
+            <w:shd w:fill="F2F2F2" w:val="clear"/>
+          </w:tcPr>
+          <w:p>
+            <w:r>
+              <w:rPr>
+                <w:b/>
+                <w:bCs/>
+              </w:rPr>
+              <w:t xml:space="preserve">Margin trend</w:t>
+            </w:r>
+          </w:p>
+        </w:tc>
+        <w:tc>
+          <w:tcPr>
+            <w:tcW w:type="dxa" w:w="5800"/>
+          </w:tcPr>
+          <w:p>
+            <w:r>
+              <w:t xml:space="preserve">stable</w:t>
+            </w:r>
+          </w:p>
+        </w:tc>
+      </w:tr>
+      <w:tr>
+        <w:tc>
+          <w:tcPr>
+            <w:tcW w:type="dxa" w:w="3200"/>
+            <w:shd w:fill="F2F2F2" w:val="clear"/>
+          </w:tcPr>
+          <w:p>
+            <w:r>
+              <w:rPr>
+                <w:b/>
+                <w:bCs/>
+              </w:rPr>
+              <w:t xml:space="preserve">Capex efficiency</w:t>
+            </w:r>
+          </w:p>
+        </w:tc>
+        <w:tc>
+          <w:tcPr>
+            <w:tcW w:type="dxa" w:w="5800"/>
+          </w:tcPr>
+          <w:p>
+            <w:r>
+              <w:t xml:space="preserve">neutral</w:t>
             </w:r>
           </w:p>
         </w:tc>
@@ -2654,6 +2874,34 @@
           <w:szCs w:val="24"/>
         </w:rPr>
         <w:t xml:space="preserve">10x-in-2-3-years</w:t>
+      </w:r>
+    </w:p>
+    <w:p>
+      <w:pPr>
+        <w:spacing w:after="120"/>
+      </w:pPr>
+      <w:r>
+        <w:rPr>
+          <w:color w:val="666666"/>
+          <w:sz w:val="20"/>
+          <w:szCs w:val="20"/>
+        </w:rPr>
+        <w:t xml:space="preserve">4-box gate — tailwind: yes · TAM: yes · moat: no · valuation: weak  (score 2.5 / 4)</w:t>
+      </w:r>
+    </w:p>
+    <w:p>
+      <w:pPr>
+        <w:spacing w:after="120"/>
+      </w:pPr>
+      <w:r>
+        <w:rPr>
+          <w:i/>
+          <w:iCs/>
+          <w:color w:val="666666"/>
+          <w:sz w:val="20"/>
+          <w:szCs w:val="20"/>
+        </w:rPr>
+        <w:t xml:space="preserve">Railway-capex tailwind + live Haridwar-plant inflection support tailwind/tam; forum's own thesis author concedes 'no strong moat per se'; stock +50% in a month already partly prices the guide (gap_direction partially-priced).</w:t>
       </w:r>
     </w:p>
     <w:p>

--- a/projects/valuepickr-open-screen/docs/Neetu Yoshi.docx
+++ b/projects/valuepickr-open-screen/docs/Neetu Yoshi.docx
@@ -2995,6 +2995,179 @@
           <w:szCs w:val="18"/>
         </w:rPr>
         <w:t xml:space="preserve">This is independent research and analysis for informational purposes only, not personalized financial or investment advice. Past multi-bagger performance and forum/social sentiment are not indicators of future returns. Do your own due diligence before investing.</w:t>
+      </w:r>
+    </w:p>
+    <w:p/>
+    <w:p>
+      <w:r>
+        <w:rPr>
+          <w:b/>
+          <w:sz w:val="28"/>
+        </w:rPr>
+        <w:t>🔄 RESEARCH UPDATE - 2026-10-05</w:t>
+      </w:r>
+    </w:p>
+    <w:p>
+      <w:r>
+        <w:rPr>
+          <w:b/>
+        </w:rPr>
+        <w:t>📊 Key Metrics:</w:t>
+      </w:r>
+    </w:p>
+    <w:p>
+      <w:pPr>
+        <w:ind w:left="360"/>
+      </w:pPr>
+      <w:r>
+        <w:t xml:space="preserve">  • Company: Neetu Yoshi Ltd</w:t>
+      </w:r>
+    </w:p>
+    <w:p>
+      <w:pPr>
+        <w:ind w:left="360"/>
+      </w:pPr>
+      <w:r>
+        <w:t xml:space="preserve">  • Conviction: Not rated</w:t>
+      </w:r>
+    </w:p>
+    <w:p>
+      <w:pPr>
+        <w:ind w:left="360"/>
+      </w:pPr>
+      <w:r>
+        <w:t xml:space="preserve">  • Thesis: 10x-in-2-3-years</w:t>
+      </w:r>
+    </w:p>
+    <w:p>
+      <w:pPr>
+        <w:ind w:left="360"/>
+      </w:pPr>
+      <w:r>
+        <w:t xml:space="preserve">  • 4-Box Score: 2.5</w:t>
+      </w:r>
+    </w:p>
+    <w:p>
+      <w:pPr>
+        <w:ind w:left="360"/>
+      </w:pPr>
+      <w:r>
+        <w:t xml:space="preserve">  • Research Date: 2026-09-03</w:t>
+      </w:r>
+    </w:p>
+    <w:p>
+      <w:pPr>
+        <w:ind w:left="360"/>
+      </w:pPr>
+      <w:r>
+        <w:t xml:space="preserve">  • Red Flag: None</w:t>
+      </w:r>
+    </w:p>
+    <w:p/>
+    <w:p>
+      <w:r>
+        <w:rPr>
+          <w:b/>
+        </w:rPr>
+        <w:t>📝 Verdict:</w:t>
+      </w:r>
+    </w:p>
+    <w:p>
+      <w:pPr>
+        <w:ind w:left="360"/>
+      </w:pPr>
+      <w:r>
+        <w:t>Plant now live and FY26 delivered, but firmed-up quality concerns (peak-looking OPM, doubling working-capital days, below-market insider warrant) keep conviction at Medium and the thesis 'unconfirmed'</w:t>
+      </w:r>
+    </w:p>
+    <w:p/>
+    <w:p>
+      <w:r>
+        <w:rPr>
+          <w:b/>
+        </w:rPr>
+        <w:t>📈 Bull Case:</w:t>
+      </w:r>
+    </w:p>
+    <w:p>
+      <w:pPr>
+        <w:ind w:left="360"/>
+      </w:pPr>
+      <w:r>
+        <w:t>Exceptional returns on a small base: ROCE ~32%, ROE ~28% (3-yr ~40%), ~33% OPM, near-debt-free</w:t>
+      </w:r>
+    </w:p>
+    <w:p>
+      <w:pPr>
+        <w:ind w:left="360"/>
+      </w:pPr>
+      <w:r>
+        <w:t>Haridwar plant now LIVE (13-Sep-2026), roughly doubling capacity; management guides ~2x FY27 revenue (Rs 210-220 Cr) at ~25% PAT margin</w:t>
+      </w:r>
+    </w:p>
+    <w:p>
+      <w:pPr>
+        <w:ind w:left="360"/>
+      </w:pPr>
+      <w:r>
+        <w:t>RDSO approval (Mar-2026) extends the range to complete bogies and couplers; 27 products approved, &gt;30 under approval -- a specific, expanding product-addition catalyst</w:t>
+      </w:r>
+    </w:p>
+    <w:p>
+      <w:pPr>
+        <w:ind w:left="360"/>
+      </w:pPr>
+      <w:r>
+        <w:t>Lifelong Sec 115BAB tax edge (~7.5% below peers); railway rolling-stock / wagon capex tailwind</w:t>
+      </w:r>
+    </w:p>
+    <w:p/>
+    <w:p>
+      <w:r>
+        <w:rPr>
+          <w:b/>
+        </w:rPr>
+        <w:t>📉 Bear Case:</w:t>
+      </w:r>
+    </w:p>
+    <w:p>
+      <w:pPr>
+        <w:ind w:left="360"/>
+      </w:pPr>
+      <w:r>
+        <w:t>No competitive moat by the thesis author's own admission; RDSO cert is an entry barrier, not a moat</w:t>
+      </w:r>
+    </w:p>
+    <w:p>
+      <w:pPr>
+        <w:ind w:left="360"/>
+      </w:pPr>
+      <w:r>
+        <w:t>Working-capital intensity deteriorating fast (debtor days 79-&gt;118, WC days 69-&gt;133 in a year) -- growth funded by stretched receivables; hence the Rs 27.48 Cr warrant raise</w:t>
+      </w:r>
+    </w:p>
+    <w:p>
+      <w:pPr>
+        <w:ind w:left="360"/>
+      </w:pPr>
+      <w:r>
+        <w:t>~33% OPM widely doubted as unsustainable (independent tracker expects ~22-25%); margins likely at a peak</w:t>
+      </w:r>
+    </w:p>
+    <w:p>
+      <w:pPr>
+        <w:ind w:left="360"/>
+      </w:pPr>
+      <w:r>
+        <w:t>Warrant issue at Rs 104 -- below the then-market -- to promoters + others; SME-tier disclosure (WhatsApp updates); only ~2 years of listed history and an unproven 2x FY27 guide</w:t>
+      </w:r>
+    </w:p>
+    <w:p>
+      <w:pPr>
+        <w:ind w:left="360"/>
+      </w:pPr>
+      <w:r>
+        <w:t>Order book (~Rs 170 Cr) is only ~0.25x market cap; thinly followed; low float / liquidity</w:t>
       </w:r>
     </w:p>
     <w:sectPr>
